--- a/unit-1b-life-writing/lesson-03-claim-order-senses/Worksheet-3-Claim-Order-Senses.docx
+++ b/unit-1b-life-writing/lesson-03-claim-order-senses/Worksheet-3-Claim-Order-Senses.docx
@@ -104,6 +104,22 @@
           <w:szCs w:val="21"/>
         </w:rPr>
         <w:t xml:space="preserve">In our session we learned that everything in a piece of life writing can be completely true, and the writer still makes three choices that change how you feel about it.</w:t>
+      </w:r>
+    </w:p>
+    <w:p>
+      <w:pPr>
+        <w:spacing w:after="90" w:before="90"/>
+      </w:pPr>
+      <w:r>
+        <w:rPr>
+          <w:rFonts w:ascii="Calibri" w:cs="Calibri" w:eastAsia="Calibri" w:hAnsi="Calibri"/>
+          <w:i/>
+          <w:iCs/>
+          <w:color w:val="7A6450"/>
+          <w:sz w:val="21"/>
+          <w:szCs w:val="21"/>
+        </w:rPr>
+        <w:t xml:space="preserve">Do your Three Choices Workbook first. Watch the video, work through the practice and the quiz, and go through the checklist. This worksheet is the marked work, and it will be much quicker once you have done the workbook.</w:t>
       </w:r>
     </w:p>
     <w:p>
